--- a/docs/standards/word/AI-ASSISTED-DEVELOPMENT.docx
+++ b/docs/standards/word/AI-ASSISTED-DEVELOPMENT.docx
@@ -152,39 +152,19 @@
           <w:b/>
           <w:bCs/>
         </w:rPr>
-        <w:t xml:space="preserve">Nothing here is always-on except a short floor. Everything else is a dial that the change's risk</w:t>
-      </w:r>
-      <w:r>
-        <w:rPr>
-          <w:b/>
-          <w:bCs/>
-        </w:rPr>
-        <w:t xml:space="preserve"> </w:t>
-      </w:r>
-      <w:r>
-        <w:rPr>
-          <w:b/>
-          <w:bCs/>
-        </w:rPr>
-        <w:t xml:space="preserve">tier sets.</w:t>
-      </w:r>
-      <w:r>
-        <w:t xml:space="preserve"> </w:t>
-      </w:r>
-      <w:r>
-        <w:t xml:space="preserve">That is what keeps a heavy process from being ignored wholesale: a one-line fix carries</w:t>
-      </w:r>
-      <w:r>
-        <w:t xml:space="preserve"> </w:t>
-      </w:r>
-      <w:r>
-        <w:t xml:space="preserve">no release-grade ceremony, and the standard says so in writing rather than leaving people to decide</w:t>
-      </w:r>
-      <w:r>
-        <w:t xml:space="preserve"> </w:t>
-      </w:r>
-      <w:r>
-        <w:t xml:space="preserve">it informally.</w:t>
+        <w:t xml:space="preserve">What this is.</w:t>
+      </w:r>
+      <w:r>
+        <w:t xml:space="preserve"> </w:t>
+      </w:r>
+      <w:r>
+        <w:t xml:space="preserve">A control set for AI-assisted work in which nothing is always-on except a short</w:t>
+      </w:r>
+      <w:r>
+        <w:t xml:space="preserve"> </w:t>
+      </w:r>
+      <w:r>
+        <w:t xml:space="preserve">floor. Everything else is a dial that the change's risk tier sets.</w:t>
       </w:r>
     </w:p>
     <w:p>
@@ -192,19 +172,53 @@
         <w:pStyle w:val="BodyText"/>
       </w:pPr>
       <w:r>
-        <w:t xml:space="preserve">One question classifies most changes. Does any code path in it touch -- or protect -- regulated or</w:t>
-      </w:r>
-      <w:r>
-        <w:t xml:space="preserve"> </w:t>
-      </w:r>
-      <w:r>
-        <w:t xml:space="preserve">otherwise restricted data in production, and if you cannot yet prove it never will, the answer is</w:t>
-      </w:r>
-      <w:r>
-        <w:t xml:space="preserve"> </w:t>
-      </w:r>
-      <w:r>
-        <w:t xml:space="preserve">yes. That resolves to the strictest tier on its own. Blast radius only breaks ties below it.</w:t>
+        <w:rPr>
+          <w:b/>
+          <w:bCs/>
+        </w:rPr>
+        <w:t xml:space="preserve">Why it matters.</w:t>
+      </w:r>
+      <w:r>
+        <w:t xml:space="preserve"> </w:t>
+      </w:r>
+      <w:r>
+        <w:t xml:space="preserve">One line must not blur:</w:t>
+      </w:r>
+      <w:r>
+        <w:t xml:space="preserve"> </w:t>
+      </w:r>
+      <w:r>
+        <w:rPr>
+          <w:b/>
+          <w:bCs/>
+        </w:rPr>
+        <w:t xml:space="preserve">a gate is a deterministic check with an exit code, and</w:t>
+      </w:r>
+      <w:r>
+        <w:rPr>
+          <w:b/>
+          <w:bCs/>
+        </w:rPr>
+        <w:t xml:space="preserve"> </w:t>
+      </w:r>
+      <w:r>
+        <w:rPr>
+          <w:b/>
+          <w:bCs/>
+        </w:rPr>
+        <w:t xml:space="preserve">the model never certifies its own output.</w:t>
+      </w:r>
+      <w:r>
+        <w:t xml:space="preserve"> </w:t>
+      </w:r>
+      <w:r>
+        <w:t xml:space="preserve">An AI-run review is advisory input a human arbitrates,</w:t>
+      </w:r>
+      <w:r>
+        <w:t xml:space="preserve"> </w:t>
+      </w:r>
+      <w:r>
+        <w:t xml:space="preserve">and the moment it counts as a gate the rest of the structure is decorative.</w:t>
       </w:r>
     </w:p>
     <w:p>
@@ -212,112 +226,94 @@
         <w:pStyle w:val="BodyText"/>
       </w:pPr>
       <w:r>
-        <w:t xml:space="preserve">Under every tier sits a floor that never scales down, because each item's reason has nothing to do</w:t>
-      </w:r>
-      <w:r>
-        <w:t xml:space="preserve"> </w:t>
-      </w:r>
-      <w:r>
-        <w:t xml:space="preserve">with blast radius: no restricted data and no secrets reach the assistant, everything it reads is</w:t>
-      </w:r>
-      <w:r>
-        <w:t xml:space="preserve"> </w:t>
-      </w:r>
-      <w:r>
-        <w:t xml:space="preserve">data rather than instructions, code nobody can explain is discarded, and the tooling itself is</w:t>
-      </w:r>
-      <w:r>
-        <w:t xml:space="preserve"> </w:t>
-      </w:r>
-      <w:r>
-        <w:t xml:space="preserve">vetted -- it is a supply-chain surface that no dependency gate inspects.</w:t>
-      </w:r>
-    </w:p>
-    <w:p>
-      <w:pPr>
-        <w:pStyle w:val="BodyText"/>
-      </w:pPr>
-      <w:r>
-        <w:t xml:space="preserve">One line is the one not to blur.</w:t>
-      </w:r>
-      <w:r>
-        <w:t xml:space="preserve"> </w:t>
-      </w:r>
-      <w:r>
-        <w:rPr>
-          <w:b/>
-          <w:bCs/>
-        </w:rPr>
-        <w:t xml:space="preserve">A gate is a deterministic check with an exit code, and the model</w:t>
-      </w:r>
-      <w:r>
-        <w:rPr>
-          <w:b/>
-          <w:bCs/>
-        </w:rPr>
-        <w:t xml:space="preserve"> </w:t>
-      </w:r>
-      <w:r>
-        <w:rPr>
-          <w:b/>
-          <w:bCs/>
-        </w:rPr>
-        <w:t xml:space="preserve">never certifies its own output.</w:t>
-      </w:r>
-      <w:r>
-        <w:t xml:space="preserve"> </w:t>
-      </w:r>
-      <w:r>
-        <w:t xml:space="preserve">An AI-run review is advisory input that a human arbitrates. Most</w:t>
-      </w:r>
-      <w:r>
-        <w:t xml:space="preserve"> </w:t>
-      </w:r>
-      <w:r>
-        <w:t xml:space="preserve">agent-assisted processes lose exactly here, and the moment an AI review counts as a gate, the rest</w:t>
-      </w:r>
-      <w:r>
-        <w:t xml:space="preserve"> </w:t>
-      </w:r>
-      <w:r>
-        <w:t xml:space="preserve">of the structure is decorative.</w:t>
-      </w:r>
-    </w:p>
-    <w:p>
-      <w:pPr>
-        <w:pStyle w:val="BodyText"/>
-      </w:pPr>
-      <w:r>
-        <w:t xml:space="preserve">Having no second reviewer is a documented deviation with named compensating controls and an end</w:t>
-      </w:r>
-      <w:r>
-        <w:t xml:space="preserve"> </w:t>
-      </w:r>
-      <w:r>
-        <w:t xml:space="preserve">condition -- not a clean pass (</w:t>
-      </w:r>
-      <w:hyperlink w:anchor="when-there-is-no-second-reviewer">
+        <w:rPr>
+          <w:b/>
+          <w:bCs/>
+        </w:rPr>
+        <w:t xml:space="preserve">What it costs you.</w:t>
+      </w:r>
+      <w:r>
+        <w:t xml:space="preserve"> </w:t>
+      </w:r>
+      <w:r>
+        <w:t xml:space="preserve">The tier resolver is a human checklist with no automatic detector, and the</w:t>
+      </w:r>
+      <w:r>
+        <w:t xml:space="preserve"> </w:t>
+      </w:r>
+      <w:r>
+        <w:t xml:space="preserve">adversarial pass is wrong for most work.</w:t>
+      </w:r>
+      <w:r>
+        <w:t xml:space="preserve"> </w:t>
+      </w:r>
+      <w:hyperlink w:anchor="Xeb4de11c7f9e84ded4ebc586203c6a5fc4cb3c1">
         <w:r>
           <w:rPr>
             <w:rStyle w:val="Hyperlink"/>
           </w:rPr>
-          <w:t xml:space="preserve">when there is no second</w:t>
-        </w:r>
-        <w:r>
-          <w:rPr>
-            <w:rStyle w:val="Hyperlink"/>
-          </w:rPr>
-          <w:t xml:space="preserve"> </w:t>
-        </w:r>
-        <w:r>
-          <w:rPr>
-            <w:rStyle w:val="Hyperlink"/>
-          </w:rPr>
-          <w:t xml:space="preserve">reviewer</w:t>
+          <w:t xml:space="preserve">What this costs you, and where it does not apply</w:t>
         </w:r>
       </w:hyperlink>
       <w:r>
-        <w:t xml:space="preserve">).</w:t>
+        <w:t xml:space="preserve"> </w:t>
+      </w:r>
+      <w:r>
+        <w:t xml:space="preserve">is explicit about both.</w:t>
+      </w:r>
+    </w:p>
+    <w:p>
+      <w:pPr>
+        <w:pStyle w:val="BodyText"/>
+      </w:pPr>
+      <w:r>
+        <w:rPr>
+          <w:b/>
+          <w:bCs/>
+        </w:rPr>
+        <w:t xml:space="preserve">Not for you</w:t>
+      </w:r>
+      <w:r>
+        <w:t xml:space="preserve"> </w:t>
+      </w:r>
+      <w:r>
+        <w:t xml:space="preserve">if you want hooks, prompts, configuration or a product name. This page ships none of</w:t>
+      </w:r>
+      <w:r>
+        <w:t xml:space="preserve"> </w:t>
+      </w:r>
+      <w:r>
+        <w:t xml:space="preserve">them, confers no certification, and makes no speed claim.</w:t>
+      </w:r>
+    </w:p>
+    <w:p>
+      <w:pPr>
+        <w:pStyle w:val="BodyText"/>
+      </w:pPr>
+      <w:r>
+        <w:rPr>
+          <w:b/>
+          <w:bCs/>
+        </w:rPr>
+        <w:t xml:space="preserve">Where to start.</w:t>
+      </w:r>
+      <w:r>
+        <w:t xml:space="preserve"> </w:t>
+      </w:r>
+      <w:r>
+        <w:t xml:space="preserve">One question classifies most changes: does any code path in it touch or protect</w:t>
+      </w:r>
+      <w:r>
+        <w:t xml:space="preserve"> </w:t>
+      </w:r>
+      <w:r>
+        <w:t xml:space="preserve">restricted data in production? If you cannot yet prove it never will, the answer is yes, and that</w:t>
+      </w:r>
+      <w:r>
+        <w:t xml:space="preserve"> </w:t>
+      </w:r>
+      <w:r>
+        <w:t xml:space="preserve">resolves to the strictest tier on its own.</w:t>
       </w:r>
     </w:p>
     <w:bookmarkEnd w:id="12"/>

--- a/docs/standards/word/AI-ASSISTED-DEVELOPMENT.docx
+++ b/docs/standards/word/AI-ASSISTED-DEVELOPMENT.docx
@@ -2943,7 +2943,19 @@
         <w:t xml:space="preserve"> </w:t>
       </w:r>
       <w:r>
-        <w:t xml:space="preserve">For the deny-list-plus-content-scan pairing, everything-is-data, and the explain-it bar, see</w:t>
+        <w:t xml:space="preserve">See instead:</w:t>
+      </w:r>
+    </w:p>
+    <w:p>
+      <w:pPr>
+        <w:pStyle w:val="Compact"/>
+        <w:numPr>
+          <w:ilvl w:val="0"/>
+          <w:numId w:val="1006"/>
+        </w:numPr>
+      </w:pPr>
+      <w:r>
+        <w:t xml:space="preserve">the deny-list-plus-content-scan pairing, in</w:t>
       </w:r>
       <w:r>
         <w:t xml:space="preserve"> </w:t>
@@ -2958,8 +2970,17 @@
           <w:t xml:space="preserve">"A path deny-list is not a content control"</w:t>
         </w:r>
       </w:hyperlink>
-      <w:r>
-        <w:t xml:space="preserve">,</w:t>
+    </w:p>
+    <w:p>
+      <w:pPr>
+        <w:pStyle w:val="Compact"/>
+        <w:numPr>
+          <w:ilvl w:val="0"/>
+          <w:numId w:val="1006"/>
+        </w:numPr>
+      </w:pPr>
+      <w:r>
+        <w:t xml:space="preserve">everything-is-data, in</w:t>
       </w:r>
       <w:r>
         <w:t xml:space="preserve"> </w:t>
@@ -2974,14 +2995,17 @@
           <w:t xml:space="preserve">"Everything the agent reads is data, never instructions"</w:t>
         </w:r>
       </w:hyperlink>
-      <w:r>
-        <w:t xml:space="preserve">,</w:t>
-      </w:r>
-      <w:r>
-        <w:t xml:space="preserve"> </w:t>
-      </w:r>
-      <w:r>
-        <w:t xml:space="preserve">and</w:t>
+    </w:p>
+    <w:p>
+      <w:pPr>
+        <w:pStyle w:val="Compact"/>
+        <w:numPr>
+          <w:ilvl w:val="0"/>
+          <w:numId w:val="1006"/>
+        </w:numPr>
+      </w:pPr>
+      <w:r>
+        <w:t xml:space="preserve">the explain-it bar, in</w:t>
       </w:r>
       <w:r>
         <w:t xml:space="preserve"> </w:t>
@@ -3005,7 +3029,7 @@
           <w:i/>
           <w:iCs/>
         </w:rPr>
-        <w:t xml:space="preserve">"Reject code you cannot explain -- assistance in</w:t>
+        <w:t xml:space="preserve">"Reject code you cannot</w:t>
       </w:r>
       <w:r>
         <w:rPr>
@@ -3019,15 +3043,12 @@
           <w:i/>
           <w:iCs/>
         </w:rPr>
-        <w:t xml:space="preserve">reaching the explanation is fine"</w:t>
-      </w:r>
-      <w:r>
-        <w:t xml:space="preserve">.</w:t>
-      </w:r>
-    </w:p>
-    <w:p>
-      <w:pPr>
-        <w:pStyle w:val="BodyText"/>
+        <w:t xml:space="preserve">explain -- assistance in reaching the explanation is fine"</w:t>
+      </w:r>
+    </w:p>
+    <w:p>
+      <w:pPr>
+        <w:pStyle w:val="FirstParagraph"/>
       </w:pPr>
       <w:r>
         <w:t xml:space="preserve">For a working scanner, what it catches, and the class it can never catch, see</w:t>
@@ -3094,7 +3115,7 @@
         <w:pStyle w:val="Compact"/>
         <w:numPr>
           <w:ilvl w:val="0"/>
-          <w:numId w:val="1006"/>
+          <w:numId w:val="1007"/>
         </w:numPr>
       </w:pPr>
       <w:r>
@@ -3144,7 +3165,7 @@
         <w:pStyle w:val="Compact"/>
         <w:numPr>
           <w:ilvl w:val="0"/>
-          <w:numId w:val="1006"/>
+          <w:numId w:val="1007"/>
         </w:numPr>
       </w:pPr>
       <w:r>
@@ -3166,7 +3187,7 @@
         <w:pStyle w:val="Compact"/>
         <w:numPr>
           <w:ilvl w:val="0"/>
-          <w:numId w:val="1006"/>
+          <w:numId w:val="1007"/>
         </w:numPr>
       </w:pPr>
       <w:r>
@@ -3185,7 +3206,7 @@
         <w:pStyle w:val="Compact"/>
         <w:numPr>
           <w:ilvl w:val="0"/>
-          <w:numId w:val="1006"/>
+          <w:numId w:val="1007"/>
         </w:numPr>
       </w:pPr>
       <w:r>
@@ -3210,7 +3231,7 @@
         <w:pStyle w:val="Compact"/>
         <w:numPr>
           <w:ilvl w:val="0"/>
-          <w:numId w:val="1006"/>
+          <w:numId w:val="1007"/>
         </w:numPr>
       </w:pPr>
       <w:r>
@@ -3229,7 +3250,7 @@
         <w:pStyle w:val="Compact"/>
         <w:numPr>
           <w:ilvl w:val="0"/>
-          <w:numId w:val="1006"/>
+          <w:numId w:val="1007"/>
         </w:numPr>
       </w:pPr>
       <w:r>
@@ -4182,7 +4203,7 @@
         <w:pStyle w:val="Compact"/>
         <w:numPr>
           <w:ilvl w:val="0"/>
-          <w:numId w:val="1007"/>
+          <w:numId w:val="1008"/>
         </w:numPr>
       </w:pPr>
       <w:hyperlink r:id="rId31">
@@ -4201,7 +4222,7 @@
         <w:pStyle w:val="Compact"/>
         <w:numPr>
           <w:ilvl w:val="0"/>
-          <w:numId w:val="1007"/>
+          <w:numId w:val="1008"/>
         </w:numPr>
       </w:pPr>
       <w:hyperlink r:id="rId32">
@@ -4220,7 +4241,7 @@
         <w:pStyle w:val="Compact"/>
         <w:numPr>
           <w:ilvl w:val="0"/>
-          <w:numId w:val="1007"/>
+          <w:numId w:val="1008"/>
         </w:numPr>
       </w:pPr>
       <w:hyperlink r:id="rId33">
@@ -4239,7 +4260,7 @@
         <w:pStyle w:val="Compact"/>
         <w:numPr>
           <w:ilvl w:val="0"/>
-          <w:numId w:val="1007"/>
+          <w:numId w:val="1008"/>
         </w:numPr>
       </w:pPr>
       <w:hyperlink r:id="rId34">
@@ -4803,7 +4824,7 @@
         <w:pStyle w:val="Compact"/>
         <w:numPr>
           <w:ilvl w:val="0"/>
-          <w:numId w:val="1008"/>
+          <w:numId w:val="1009"/>
         </w:numPr>
       </w:pPr>
       <w:r>
@@ -4815,7 +4836,7 @@
         <w:pStyle w:val="Compact"/>
         <w:numPr>
           <w:ilvl w:val="0"/>
-          <w:numId w:val="1008"/>
+          <w:numId w:val="1009"/>
         </w:numPr>
       </w:pPr>
       <w:r>
@@ -4827,7 +4848,7 @@
         <w:pStyle w:val="Compact"/>
         <w:numPr>
           <w:ilvl w:val="0"/>
-          <w:numId w:val="1008"/>
+          <w:numId w:val="1009"/>
         </w:numPr>
       </w:pPr>
       <w:r>
@@ -4839,7 +4860,7 @@
         <w:pStyle w:val="Compact"/>
         <w:numPr>
           <w:ilvl w:val="0"/>
-          <w:numId w:val="1008"/>
+          <w:numId w:val="1009"/>
         </w:numPr>
       </w:pPr>
       <w:r>
@@ -4867,7 +4888,7 @@
         <w:pStyle w:val="Compact"/>
         <w:numPr>
           <w:ilvl w:val="0"/>
-          <w:numId w:val="1008"/>
+          <w:numId w:val="1009"/>
         </w:numPr>
       </w:pPr>
       <w:r>
@@ -5580,7 +5601,7 @@
         <w:pStyle w:val="Compact"/>
         <w:numPr>
           <w:ilvl w:val="0"/>
-          <w:numId w:val="1009"/>
+          <w:numId w:val="1010"/>
         </w:numPr>
       </w:pPr>
       <w:r>
@@ -5602,7 +5623,7 @@
         <w:pStyle w:val="Compact"/>
         <w:numPr>
           <w:ilvl w:val="0"/>
-          <w:numId w:val="1009"/>
+          <w:numId w:val="1010"/>
         </w:numPr>
       </w:pPr>
       <w:r>
@@ -5636,7 +5657,7 @@
         <w:pStyle w:val="Compact"/>
         <w:numPr>
           <w:ilvl w:val="0"/>
-          <w:numId w:val="1009"/>
+          <w:numId w:val="1010"/>
         </w:numPr>
       </w:pPr>
       <w:r>
@@ -5677,7 +5698,7 @@
         <w:pStyle w:val="Compact"/>
         <w:numPr>
           <w:ilvl w:val="0"/>
-          <w:numId w:val="1009"/>
+          <w:numId w:val="1010"/>
         </w:numPr>
       </w:pPr>
       <w:r>
@@ -5735,28 +5756,52 @@
         </w:rPr>
         <w:t xml:space="preserve">achievable alone is concrete:</w:t>
       </w:r>
-      <w:r>
-        <w:t xml:space="preserve"> </w:t>
-      </w:r>
-      <w:r>
-        <w:t xml:space="preserve">the full gate green, the reviews run and</w:t>
-      </w:r>
-      <w:r>
-        <w:t xml:space="preserve"> </w:t>
-      </w:r>
-      <w:r>
-        <w:t xml:space="preserve">triaged, and every change explained-or-discarded -- where you engage with and stand behind the</w:t>
-      </w:r>
-      <w:r>
-        <w:t xml:space="preserve"> </w:t>
-      </w:r>
-      <w:r>
-        <w:t xml:space="preserve">explanation rather than rubber-stamping it.</w:t>
-      </w:r>
-    </w:p>
-    <w:p>
-      <w:pPr>
-        <w:pStyle w:val="BodyText"/>
+    </w:p>
+    <w:p>
+      <w:pPr>
+        <w:pStyle w:val="Compact"/>
+        <w:numPr>
+          <w:ilvl w:val="0"/>
+          <w:numId w:val="1011"/>
+        </w:numPr>
+      </w:pPr>
+      <w:r>
+        <w:t xml:space="preserve">the full gate green</w:t>
+      </w:r>
+    </w:p>
+    <w:p>
+      <w:pPr>
+        <w:pStyle w:val="Compact"/>
+        <w:numPr>
+          <w:ilvl w:val="0"/>
+          <w:numId w:val="1011"/>
+        </w:numPr>
+      </w:pPr>
+      <w:r>
+        <w:t xml:space="preserve">the reviews run and triaged</w:t>
+      </w:r>
+    </w:p>
+    <w:p>
+      <w:pPr>
+        <w:pStyle w:val="Compact"/>
+        <w:numPr>
+          <w:ilvl w:val="0"/>
+          <w:numId w:val="1011"/>
+        </w:numPr>
+      </w:pPr>
+      <w:r>
+        <w:t xml:space="preserve">every change explained-or-discarded, where you engage with and stand behind the explanation</w:t>
+      </w:r>
+      <w:r>
+        <w:t xml:space="preserve"> </w:t>
+      </w:r>
+      <w:r>
+        <w:t xml:space="preserve">rather than rubber-stamping it</w:t>
+      </w:r>
+    </w:p>
+    <w:p>
+      <w:pPr>
+        <w:pStyle w:val="FirstParagraph"/>
       </w:pPr>
       <w:r>
         <w:t xml:space="preserve">The obligation that is</w:t>
@@ -6460,13 +6505,7 @@
         <w:pStyle w:val="BodyText"/>
       </w:pPr>
       <w:r>
-        <w:t xml:space="preserve">The register mechanics, the honesty taxonomy behind it, and the aligned / built-to / self-assessed</w:t>
-      </w:r>
-      <w:r>
-        <w:t xml:space="preserve"> </w:t>
-      </w:r>
-      <w:r>
-        <w:t xml:space="preserve">vocabulary are all owned by</w:t>
+        <w:t xml:space="preserve">Three things are owned by</w:t>
       </w:r>
       <w:r>
         <w:t xml:space="preserve"> </w:t>
@@ -6504,7 +6543,51 @@
         <w:t xml:space="preserve">are making"</w:t>
       </w:r>
       <w:r>
-        <w:t xml:space="preserve">. Read that before publishing anything from this document.</w:t>
+        <w:t xml:space="preserve">:</w:t>
+      </w:r>
+    </w:p>
+    <w:p>
+      <w:pPr>
+        <w:pStyle w:val="Compact"/>
+        <w:numPr>
+          <w:ilvl w:val="0"/>
+          <w:numId w:val="1012"/>
+        </w:numPr>
+      </w:pPr>
+      <w:r>
+        <w:t xml:space="preserve">the register mechanics</w:t>
+      </w:r>
+    </w:p>
+    <w:p>
+      <w:pPr>
+        <w:pStyle w:val="Compact"/>
+        <w:numPr>
+          <w:ilvl w:val="0"/>
+          <w:numId w:val="1012"/>
+        </w:numPr>
+      </w:pPr>
+      <w:r>
+        <w:t xml:space="preserve">the honesty taxonomy behind it</w:t>
+      </w:r>
+    </w:p>
+    <w:p>
+      <w:pPr>
+        <w:pStyle w:val="Compact"/>
+        <w:numPr>
+          <w:ilvl w:val="0"/>
+          <w:numId w:val="1012"/>
+        </w:numPr>
+      </w:pPr>
+      <w:r>
+        <w:t xml:space="preserve">the aligned / built-to / self-assessed vocabulary</w:t>
+      </w:r>
+    </w:p>
+    <w:p>
+      <w:pPr>
+        <w:pStyle w:val="FirstParagraph"/>
+      </w:pPr>
+      <w:r>
+        <w:t xml:space="preserve">Read that before publishing anything from this document.</w:t>
       </w:r>
     </w:p>
     <w:bookmarkEnd w:id="57"/>
@@ -6741,7 +6824,7 @@
         <w:pStyle w:val="Compact"/>
         <w:numPr>
           <w:ilvl w:val="0"/>
-          <w:numId w:val="1010"/>
+          <w:numId w:val="1013"/>
         </w:numPr>
       </w:pPr>
       <w:r>
@@ -6775,7 +6858,7 @@
         <w:pStyle w:val="Compact"/>
         <w:numPr>
           <w:ilvl w:val="0"/>
-          <w:numId w:val="1010"/>
+          <w:numId w:val="1013"/>
         </w:numPr>
       </w:pPr>
       <w:r>
@@ -6900,7 +6983,7 @@
         <w:pStyle w:val="Compact"/>
         <w:numPr>
           <w:ilvl w:val="0"/>
-          <w:numId w:val="1011"/>
+          <w:numId w:val="1014"/>
         </w:numPr>
       </w:pPr>
       <w:r>
@@ -6934,7 +7017,7 @@
         <w:pStyle w:val="Compact"/>
         <w:numPr>
           <w:ilvl w:val="0"/>
-          <w:numId w:val="1011"/>
+          <w:numId w:val="1014"/>
         </w:numPr>
       </w:pPr>
       <w:r>
@@ -6965,7 +7048,7 @@
         <w:pStyle w:val="Compact"/>
         <w:numPr>
           <w:ilvl w:val="0"/>
-          <w:numId w:val="1011"/>
+          <w:numId w:val="1014"/>
         </w:numPr>
       </w:pPr>
       <w:r>
@@ -7020,7 +7103,7 @@
         <w:pStyle w:val="Compact"/>
         <w:numPr>
           <w:ilvl w:val="0"/>
-          <w:numId w:val="1011"/>
+          <w:numId w:val="1014"/>
         </w:numPr>
       </w:pPr>
       <w:r>
@@ -7072,7 +7155,7 @@
         <w:pStyle w:val="Compact"/>
         <w:numPr>
           <w:ilvl w:val="0"/>
-          <w:numId w:val="1012"/>
+          <w:numId w:val="1015"/>
         </w:numPr>
       </w:pPr>
       <w:r>
@@ -7084,7 +7167,7 @@
         <w:pStyle w:val="Compact"/>
         <w:numPr>
           <w:ilvl w:val="0"/>
-          <w:numId w:val="1012"/>
+          <w:numId w:val="1015"/>
         </w:numPr>
       </w:pPr>
       <w:r>
@@ -7096,7 +7179,7 @@
         <w:pStyle w:val="Compact"/>
         <w:numPr>
           <w:ilvl w:val="0"/>
-          <w:numId w:val="1012"/>
+          <w:numId w:val="1015"/>
         </w:numPr>
       </w:pPr>
       <w:r>
@@ -7108,7 +7191,7 @@
         <w:pStyle w:val="Compact"/>
         <w:numPr>
           <w:ilvl w:val="0"/>
-          <w:numId w:val="1012"/>
+          <w:numId w:val="1015"/>
         </w:numPr>
       </w:pPr>
       <w:r>
@@ -7662,7 +7745,7 @@
         <w:pStyle w:val="Compact"/>
         <w:numPr>
           <w:ilvl w:val="0"/>
-          <w:numId w:val="1013"/>
+          <w:numId w:val="1016"/>
         </w:numPr>
       </w:pPr>
       <w:r>
@@ -7696,7 +7779,7 @@
         <w:pStyle w:val="Compact"/>
         <w:numPr>
           <w:ilvl w:val="0"/>
-          <w:numId w:val="1013"/>
+          <w:numId w:val="1016"/>
         </w:numPr>
       </w:pPr>
       <w:r>
@@ -7715,7 +7798,7 @@
         <w:pStyle w:val="Compact"/>
         <w:numPr>
           <w:ilvl w:val="0"/>
-          <w:numId w:val="1013"/>
+          <w:numId w:val="1016"/>
         </w:numPr>
       </w:pPr>
       <w:r>
@@ -7749,7 +7832,7 @@
         <w:pStyle w:val="Compact"/>
         <w:numPr>
           <w:ilvl w:val="0"/>
-          <w:numId w:val="1013"/>
+          <w:numId w:val="1016"/>
         </w:numPr>
       </w:pPr>
       <w:r>
@@ -8681,7 +8764,7 @@
         <w:pStyle w:val="Compact"/>
         <w:numPr>
           <w:ilvl w:val="0"/>
-          <w:numId w:val="1014"/>
+          <w:numId w:val="1017"/>
         </w:numPr>
       </w:pPr>
       <w:r>
@@ -8715,7 +8798,7 @@
         <w:pStyle w:val="Compact"/>
         <w:numPr>
           <w:ilvl w:val="0"/>
-          <w:numId w:val="1014"/>
+          <w:numId w:val="1017"/>
         </w:numPr>
       </w:pPr>
       <w:r>
@@ -8737,7 +8820,7 @@
         <w:pStyle w:val="Compact"/>
         <w:numPr>
           <w:ilvl w:val="0"/>
-          <w:numId w:val="1014"/>
+          <w:numId w:val="1017"/>
         </w:numPr>
       </w:pPr>
       <w:r>
@@ -8765,7 +8848,7 @@
         <w:pStyle w:val="Compact"/>
         <w:numPr>
           <w:ilvl w:val="0"/>
-          <w:numId w:val="1014"/>
+          <w:numId w:val="1017"/>
         </w:numPr>
       </w:pPr>
       <w:r>
@@ -8793,7 +8876,7 @@
         <w:pStyle w:val="Compact"/>
         <w:numPr>
           <w:ilvl w:val="0"/>
-          <w:numId w:val="1014"/>
+          <w:numId w:val="1017"/>
         </w:numPr>
       </w:pPr>
       <w:r>
@@ -8827,7 +8910,7 @@
         <w:pStyle w:val="Compact"/>
         <w:numPr>
           <w:ilvl w:val="0"/>
-          <w:numId w:val="1015"/>
+          <w:numId w:val="1018"/>
         </w:numPr>
       </w:pPr>
       <w:r>
@@ -8855,7 +8938,7 @@
         <w:pStyle w:val="Compact"/>
         <w:numPr>
           <w:ilvl w:val="0"/>
-          <w:numId w:val="1015"/>
+          <w:numId w:val="1018"/>
         </w:numPr>
       </w:pPr>
       <w:r>
@@ -8883,7 +8966,7 @@
         <w:pStyle w:val="Compact"/>
         <w:numPr>
           <w:ilvl w:val="0"/>
-          <w:numId w:val="1015"/>
+          <w:numId w:val="1018"/>
         </w:numPr>
       </w:pPr>
       <w:r>
@@ -8911,7 +8994,7 @@
         <w:pStyle w:val="Compact"/>
         <w:numPr>
           <w:ilvl w:val="0"/>
-          <w:numId w:val="1015"/>
+          <w:numId w:val="1018"/>
         </w:numPr>
       </w:pPr>
       <w:r>
@@ -8939,7 +9022,7 @@
         <w:pStyle w:val="Compact"/>
         <w:numPr>
           <w:ilvl w:val="0"/>
-          <w:numId w:val="1015"/>
+          <w:numId w:val="1018"/>
         </w:numPr>
       </w:pPr>
       <w:r>
@@ -8967,7 +9050,7 @@
         <w:pStyle w:val="Compact"/>
         <w:numPr>
           <w:ilvl w:val="0"/>
-          <w:numId w:val="1015"/>
+          <w:numId w:val="1018"/>
         </w:numPr>
       </w:pPr>
       <w:r>
@@ -9078,7 +9161,7 @@
         <w:pStyle w:val="Compact"/>
         <w:numPr>
           <w:ilvl w:val="0"/>
-          <w:numId w:val="1016"/>
+          <w:numId w:val="1019"/>
         </w:numPr>
       </w:pPr>
       <w:hyperlink r:id="rId17">
@@ -9107,7 +9190,7 @@
         <w:pStyle w:val="Compact"/>
         <w:numPr>
           <w:ilvl w:val="0"/>
-          <w:numId w:val="1016"/>
+          <w:numId w:val="1019"/>
         </w:numPr>
       </w:pPr>
       <w:hyperlink r:id="rId14">
@@ -9136,7 +9219,7 @@
         <w:pStyle w:val="Compact"/>
         <w:numPr>
           <w:ilvl w:val="0"/>
-          <w:numId w:val="1016"/>
+          <w:numId w:val="1019"/>
         </w:numPr>
       </w:pPr>
       <w:hyperlink r:id="rId62">
@@ -9165,7 +9248,7 @@
         <w:pStyle w:val="Compact"/>
         <w:numPr>
           <w:ilvl w:val="0"/>
-          <w:numId w:val="1016"/>
+          <w:numId w:val="1019"/>
         </w:numPr>
       </w:pPr>
       <w:hyperlink r:id="rId45">
@@ -9194,7 +9277,7 @@
         <w:pStyle w:val="Compact"/>
         <w:numPr>
           <w:ilvl w:val="0"/>
-          <w:numId w:val="1016"/>
+          <w:numId w:val="1019"/>
         </w:numPr>
       </w:pPr>
       <w:hyperlink r:id="rId40">
@@ -9240,7 +9323,7 @@
         <w:pStyle w:val="Compact"/>
         <w:numPr>
           <w:ilvl w:val="0"/>
-          <w:numId w:val="1016"/>
+          <w:numId w:val="1019"/>
         </w:numPr>
       </w:pPr>
       <w:hyperlink r:id="rId69">
@@ -9643,6 +9726,15 @@
     <w:abstractNumId w:val="991"/>
   </w:num>
   <w:num w:numId="1010">
+    <w:abstractNumId w:val="991"/>
+  </w:num>
+  <w:num w:numId="1011">
+    <w:abstractNumId w:val="991"/>
+  </w:num>
+  <w:num w:numId="1012">
+    <w:abstractNumId w:val="991"/>
+  </w:num>
+  <w:num w:numId="1013">
     <w:abstractNumId w:val="99411"/>
     <w:lvlOverride w:ilvl="0">
       <w:startOverride w:val="1"/>
@@ -9672,15 +9764,6 @@
       <w:startOverride w:val="1"/>
     </w:lvlOverride>
   </w:num>
-  <w:num w:numId="1011">
-    <w:abstractNumId w:val="991"/>
-  </w:num>
-  <w:num w:numId="1012">
-    <w:abstractNumId w:val="991"/>
-  </w:num>
-  <w:num w:numId="1013">
-    <w:abstractNumId w:val="991"/>
-  </w:num>
   <w:num w:numId="1014">
     <w:abstractNumId w:val="991"/>
   </w:num>
@@ -9688,6 +9771,15 @@
     <w:abstractNumId w:val="991"/>
   </w:num>
   <w:num w:numId="1016">
+    <w:abstractNumId w:val="991"/>
+  </w:num>
+  <w:num w:numId="1017">
+    <w:abstractNumId w:val="991"/>
+  </w:num>
+  <w:num w:numId="1018">
+    <w:abstractNumId w:val="991"/>
+  </w:num>
+  <w:num w:numId="1019">
     <w:abstractNumId w:val="991"/>
   </w:num>
 </w:numbering>

--- a/docs/standards/word/AI-ASSISTED-DEVELOPMENT.docx
+++ b/docs/standards/word/AI-ASSISTED-DEVELOPMENT.docx
@@ -301,19 +301,19 @@
         <w:t xml:space="preserve"> </w:t>
       </w:r>
       <w:r>
-        <w:t xml:space="preserve">One question classifies most changes: does any code path in it touch or protect</w:t>
-      </w:r>
-      <w:r>
-        <w:t xml:space="preserve"> </w:t>
-      </w:r>
-      <w:r>
-        <w:t xml:space="preserve">restricted data in production? If you cannot yet prove it never will, the answer is yes, and that</w:t>
-      </w:r>
-      <w:r>
-        <w:t xml:space="preserve"> </w:t>
-      </w:r>
-      <w:r>
-        <w:t xml:space="preserve">resolves to the strictest tier on its own.</w:t>
+        <w:t xml:space="preserve">One question classifies most changes: is the code itself a protective control,</w:t>
+      </w:r>
+      <w:r>
+        <w:t xml:space="preserve"> </w:t>
+      </w:r>
+      <w:r>
+        <w:t xml:space="preserve">or does the deployed system carry restricted data at runtime? If you cannot yet prove it does not,</w:t>
+      </w:r>
+      <w:r>
+        <w:t xml:space="preserve"> </w:t>
+      </w:r>
+      <w:r>
+        <w:t xml:space="preserve">the answer is yes, and that resolves to the strictest tier on its own.</w:t>
       </w:r>
     </w:p>
     <w:bookmarkEnd w:id="12"/>
@@ -1289,21 +1289,21 @@
           <w:b/>
           <w:bCs/>
         </w:rPr>
-        <w:t xml:space="preserve">Does any code path in this change touch -- or protect -- regulated or otherwise restricted data</w:t>
-      </w:r>
-      <w:r>
-        <w:rPr>
-          <w:b/>
-          <w:bCs/>
-        </w:rPr>
-        <w:t xml:space="preserve"> </w:t>
-      </w:r>
-      <w:r>
-        <w:rPr>
-          <w:b/>
-          <w:bCs/>
-        </w:rPr>
-        <w:t xml:space="preserve">in production, or can you not yet prove that it never will?</w:t>
+        <w:t xml:space="preserve">Is the code in this change itself a protective control, or does the deployed system carry</w:t>
+      </w:r>
+      <w:r>
+        <w:rPr>
+          <w:b/>
+          <w:bCs/>
+        </w:rPr>
+        <w:t xml:space="preserve"> </w:t>
+      </w:r>
+      <w:r>
+        <w:rPr>
+          <w:b/>
+          <w:bCs/>
+        </w:rPr>
+        <w:t xml:space="preserve">regulated or otherwise restricted data at runtime -- or can you not yet prove that it does not?</w:t>
       </w:r>
     </w:p>
     <w:p>
@@ -1324,7 +1324,32 @@
         <w:t xml:space="preserve">T3</w:t>
       </w:r>
       <w:r>
-        <w:t xml:space="preserve">. Only on a confident no does the reach axis</w:t>
+        <w:t xml:space="preserve">. That is D2 or D3, and reach cannot clamp it</w:t>
+      </w:r>
+      <w:r>
+        <w:t xml:space="preserve"> </w:t>
+      </w:r>
+      <w:r>
+        <w:t xml:space="preserve">down. A change whose production path carries restricted data while development and test stay</w:t>
+      </w:r>
+      <w:r>
+        <w:t xml:space="preserve"> </w:t>
+      </w:r>
+      <w:r>
+        <w:t xml:space="preserve">synthetic is</w:t>
+      </w:r>
+      <w:r>
+        <w:t xml:space="preserve"> </w:t>
+      </w:r>
+      <w:r>
+        <w:rPr>
+          <w:b/>
+          <w:bCs/>
+        </w:rPr>
+        <w:t xml:space="preserve">D1</w:t>
+      </w:r>
+      <w:r>
+        <w:t xml:space="preserve">, which floors at T2 rather than T3. Only on a confident D0 does the reach axis</w:t>
       </w:r>
       <w:r>
         <w:t xml:space="preserve"> </w:t>
@@ -2253,13 +2278,19 @@
         <w:t xml:space="preserve"> </w:t>
       </w:r>
       <w:r>
-        <w:t xml:space="preserve">Touches or protects restricted data, so at least T3. Reach</w:t>
-      </w:r>
-      <w:r>
-        <w:t xml:space="preserve"> </w:t>
-      </w:r>
-      <w:r>
-        <w:t xml:space="preserve">never clamps this down.</w:t>
+        <w:t xml:space="preserve">D2 or D3 -- the code is a protective control, or the</w:t>
+      </w:r>
+      <w:r>
+        <w:t xml:space="preserve"> </w:t>
+      </w:r>
+      <w:r>
+        <w:t xml:space="preserve">deployed system carries restricted data at runtime -- so at least T3. D1 floors at T2. Reach</w:t>
+      </w:r>
+      <w:r>
+        <w:t xml:space="preserve"> </w:t>
+      </w:r>
+      <w:r>
+        <w:t xml:space="preserve">never clamps either down.</w:t>
       </w:r>
     </w:p>
     <w:p>
@@ -8100,7 +8131,7 @@
               <w:pStyle w:val="Compact"/>
             </w:pPr>
             <w:r>
-              <w:t xml:space="preserve">One question first: does any path touch or protect restricted data in production</w:t>
+              <w:t xml:space="preserve">One question first: is the code a protective control, or does the deployed system carry restricted data at runtime</w:t>
             </w:r>
           </w:p>
         </w:tc>

--- a/docs/standards/word/AI-ASSISTED-DEVELOPMENT.docx
+++ b/docs/standards/word/AI-ASSISTED-DEVELOPMENT.docx
@@ -230,7 +230,7 @@
           <w:b/>
           <w:bCs/>
         </w:rPr>
-        <w:t xml:space="preserve">What it costs you.</w:t>
+        <w:t xml:space="preserve">Cost/Benefit.</w:t>
       </w:r>
       <w:r>
         <w:t xml:space="preserve"> </w:t>
@@ -247,19 +247,25 @@
       <w:r>
         <w:t xml:space="preserve"> </w:t>
       </w:r>
-      <w:hyperlink w:anchor="Xeb4de11c7f9e84ded4ebc586203c6a5fc4cb3c1">
+      <w:hyperlink w:anchor="costbenefit-and-where-it-does-not-apply">
         <w:r>
           <w:rPr>
             <w:rStyle w:val="Hyperlink"/>
           </w:rPr>
-          <w:t xml:space="preserve">What this costs you, and where it does not apply</w:t>
+          <w:t xml:space="preserve">What this costs, and where it does not apply</w:t>
         </w:r>
       </w:hyperlink>
       <w:r>
         <w:t xml:space="preserve"> </w:t>
       </w:r>
       <w:r>
-        <w:t xml:space="preserve">is explicit about both.</w:t>
+        <w:t xml:space="preserve">names the rest of the price. Against that price: every rule traces to one of five named failure</w:t>
+      </w:r>
+      <w:r>
+        <w:t xml:space="preserve"> </w:t>
+      </w:r>
+      <w:r>
+        <w:t xml:space="preserve">modes, every tier carries the reason it was set, every unmet control is a dated deviation.</w:t>
       </w:r>
     </w:p>
     <w:p>
@@ -317,13 +323,13 @@
       </w:r>
     </w:p>
     <w:bookmarkEnd w:id="12"/>
-    <w:bookmarkStart w:id="13" w:name="Xeb4de11c7f9e84ded4ebc586203c6a5fc4cb3c1"/>
+    <w:bookmarkStart w:id="13" w:name="costbenefit-and-where-it-does-not-apply"/>
     <w:p>
       <w:pPr>
         <w:pStyle w:val="Heading2"/>
       </w:pPr>
       <w:r>
-        <w:t xml:space="preserve">What this costs you, and where it does not apply</w:t>
+        <w:t xml:space="preserve">Cost/Benefit, and where it does not apply</w:t>
       </w:r>
     </w:p>
     <w:p>

--- a/docs/standards/word/AI-ASSISTED-DEVELOPMENT.docx
+++ b/docs/standards/word/AI-ASSISTED-DEVELOPMENT.docx
@@ -230,24 +230,60 @@
           <w:b/>
           <w:bCs/>
         </w:rPr>
-        <w:t xml:space="preserve">Cost/Benefit.</w:t>
-      </w:r>
-      <w:r>
-        <w:t xml:space="preserve"> </w:t>
-      </w:r>
-      <w:r>
-        <w:t xml:space="preserve">The tier resolver is a human checklist with no automatic detector, and the</w:t>
-      </w:r>
-      <w:r>
-        <w:t xml:space="preserve"> </w:t>
-      </w:r>
-      <w:r>
-        <w:t xml:space="preserve">adversarial pass is wrong for most work.</w:t>
-      </w:r>
-      <w:r>
-        <w:t xml:space="preserve"> </w:t>
-      </w:r>
-      <w:hyperlink w:anchor="costbenefit-and-where-it-does-not-apply">
+        <w:t xml:space="preserve">Benefits.</w:t>
+      </w:r>
+      <w:r>
+        <w:t xml:space="preserve"> </w:t>
+      </w:r>
+      <w:r>
+        <w:t xml:space="preserve">Every rule traces to one of five named failure modes, every tier carries the reason</w:t>
+      </w:r>
+      <w:r>
+        <w:t xml:space="preserve"> </w:t>
+      </w:r>
+      <w:r>
+        <w:t xml:space="preserve">it was set, and every unmet control is a dated deviation. What that structure buys is</w:t>
+      </w:r>
+      <w:r>
+        <w:t xml:space="preserve"> </w:t>
+      </w:r>
+      <w:r>
+        <w:t xml:space="preserve">auditability, continuity, reviewability and safety.</w:t>
+      </w:r>
+    </w:p>
+    <w:p>
+      <w:pPr>
+        <w:pStyle w:val="BodyText"/>
+      </w:pPr>
+      <w:r>
+        <w:rPr>
+          <w:b/>
+          <w:bCs/>
+        </w:rPr>
+        <w:t xml:space="preserve">Costs.</w:t>
+      </w:r>
+      <w:r>
+        <w:t xml:space="preserve"> </w:t>
+      </w:r>
+      <w:r>
+        <w:t xml:space="preserve">The tier resolver is a human checklist with no automatic detector, and the adversarial</w:t>
+      </w:r>
+      <w:r>
+        <w:t xml:space="preserve"> </w:t>
+      </w:r>
+      <w:r>
+        <w:t xml:space="preserve">pass is wrong for most work. On a single-file change that pass adds latency and burn and improves</w:t>
+      </w:r>
+      <w:r>
+        <w:t xml:space="preserve"> </w:t>
+      </w:r>
+      <w:r>
+        <w:t xml:space="preserve">nothing. Working without a second reviewer is a documented deviation here, not a clean pass.</w:t>
+      </w:r>
+      <w:r>
+        <w:t xml:space="preserve"> </w:t>
+      </w:r>
+      <w:hyperlink w:anchor="costs-and-where-it-does-not-apply">
         <w:r>
           <w:rPr>
             <w:rStyle w:val="Hyperlink"/>
@@ -259,13 +295,7 @@
         <w:t xml:space="preserve"> </w:t>
       </w:r>
       <w:r>
-        <w:t xml:space="preserve">names the rest of the price. Against that price: every rule traces to one of five named failure</w:t>
-      </w:r>
-      <w:r>
-        <w:t xml:space="preserve"> </w:t>
-      </w:r>
-      <w:r>
-        <w:t xml:space="preserve">modes, every tier carries the reason it was set, every unmet control is a dated deviation.</w:t>
+        <w:t xml:space="preserve">names the rest of the price.</w:t>
       </w:r>
     </w:p>
     <w:p>
@@ -323,13 +353,13 @@
       </w:r>
     </w:p>
     <w:bookmarkEnd w:id="12"/>
-    <w:bookmarkStart w:id="13" w:name="costbenefit-and-where-it-does-not-apply"/>
+    <w:bookmarkStart w:id="13" w:name="costs-and-where-it-does-not-apply"/>
     <w:p>
       <w:pPr>
         <w:pStyle w:val="Heading2"/>
       </w:pPr>
       <w:r>
-        <w:t xml:space="preserve">Cost/Benefit, and where it does not apply</w:t>
+        <w:t xml:space="preserve">Costs, and where it does not apply</w:t>
       </w:r>
     </w:p>
     <w:p>

--- a/docs/standards/word/AI-ASSISTED-DEVELOPMENT.docx
+++ b/docs/standards/word/AI-ASSISTED-DEVELOPMENT.docx
@@ -230,36 +230,72 @@
           <w:b/>
           <w:bCs/>
         </w:rPr>
-        <w:t xml:space="preserve">What it costs you.</w:t>
-      </w:r>
-      <w:r>
-        <w:t xml:space="preserve"> </w:t>
-      </w:r>
-      <w:r>
-        <w:t xml:space="preserve">The tier resolver is a human checklist with no automatic detector, and the</w:t>
-      </w:r>
-      <w:r>
-        <w:t xml:space="preserve"> </w:t>
-      </w:r>
-      <w:r>
-        <w:t xml:space="preserve">adversarial pass is wrong for most work.</w:t>
-      </w:r>
-      <w:r>
-        <w:t xml:space="preserve"> </w:t>
-      </w:r>
-      <w:hyperlink w:anchor="Xeb4de11c7f9e84ded4ebc586203c6a5fc4cb3c1">
+        <w:t xml:space="preserve">Benefits.</w:t>
+      </w:r>
+      <w:r>
+        <w:t xml:space="preserve"> </w:t>
+      </w:r>
+      <w:r>
+        <w:t xml:space="preserve">Every rule traces to one of five named failure modes, every tier carries the reason</w:t>
+      </w:r>
+      <w:r>
+        <w:t xml:space="preserve"> </w:t>
+      </w:r>
+      <w:r>
+        <w:t xml:space="preserve">it was set, and every unmet control is a dated deviation. What that structure buys is</w:t>
+      </w:r>
+      <w:r>
+        <w:t xml:space="preserve"> </w:t>
+      </w:r>
+      <w:r>
+        <w:t xml:space="preserve">auditability, continuity, reviewability and safety.</w:t>
+      </w:r>
+    </w:p>
+    <w:p>
+      <w:pPr>
+        <w:pStyle w:val="BodyText"/>
+      </w:pPr>
+      <w:r>
+        <w:rPr>
+          <w:b/>
+          <w:bCs/>
+        </w:rPr>
+        <w:t xml:space="preserve">Costs.</w:t>
+      </w:r>
+      <w:r>
+        <w:t xml:space="preserve"> </w:t>
+      </w:r>
+      <w:r>
+        <w:t xml:space="preserve">The tier resolver is a human checklist with no automatic detector, and the adversarial</w:t>
+      </w:r>
+      <w:r>
+        <w:t xml:space="preserve"> </w:t>
+      </w:r>
+      <w:r>
+        <w:t xml:space="preserve">pass is wrong for most work. On a single-file change that pass adds latency and burn and improves</w:t>
+      </w:r>
+      <w:r>
+        <w:t xml:space="preserve"> </w:t>
+      </w:r>
+      <w:r>
+        <w:t xml:space="preserve">nothing. Working without a second reviewer is a documented deviation here, not a clean pass.</w:t>
+      </w:r>
+      <w:r>
+        <w:t xml:space="preserve"> </w:t>
+      </w:r>
+      <w:hyperlink w:anchor="costs-and-where-it-does-not-apply">
         <w:r>
           <w:rPr>
             <w:rStyle w:val="Hyperlink"/>
           </w:rPr>
-          <w:t xml:space="preserve">What this costs you, and where it does not apply</w:t>
+          <w:t xml:space="preserve">What this costs, and where it does not apply</w:t>
         </w:r>
       </w:hyperlink>
       <w:r>
         <w:t xml:space="preserve"> </w:t>
       </w:r>
       <w:r>
-        <w:t xml:space="preserve">is explicit about both.</w:t>
+        <w:t xml:space="preserve">names the rest of the price.</w:t>
       </w:r>
     </w:p>
     <w:p>
@@ -317,13 +353,13 @@
       </w:r>
     </w:p>
     <w:bookmarkEnd w:id="12"/>
-    <w:bookmarkStart w:id="13" w:name="Xeb4de11c7f9e84ded4ebc586203c6a5fc4cb3c1"/>
+    <w:bookmarkStart w:id="13" w:name="costs-and-where-it-does-not-apply"/>
     <w:p>
       <w:pPr>
         <w:pStyle w:val="Heading2"/>
       </w:pPr>
       <w:r>
-        <w:t xml:space="preserve">What this costs you, and where it does not apply</w:t>
+        <w:t xml:space="preserve">Costs, and where it does not apply</w:t>
       </w:r>
     </w:p>
     <w:p>
